--- a/docs/haccp/formatos/en/HACCP-03_EN.docx
+++ b/docs/haccp/formatos/en/HACCP-03_EN.docx
@@ -39,7 +39,7 @@
           <w:sz w:val="20"/>
           <w:szCs w:val="20"/>
         </w:rPr>
-        <w:t xml:space="preserve">Version 1.3 · August 12, 2026</w:t>
+        <w:t xml:space="preserve">Version 1.4 · August 17, 2026</w:t>
       </w:r>
     </w:p>
     <w:p>
@@ -66,7 +66,7 @@
           <w:sz w:val="20"/>
           <w:szCs w:val="20"/>
         </w:rPr>
-        <w:t xml:space="preserve">Check chafing dish temperature every 2 hours. Critical limit: ≥63°C at all times.</w:t>
+        <w:t xml:space="preserve">Check the chafing dish every hour during service. Critical limit: ≥63°C at all times.</w:t>
       </w:r>
     </w:p>
     <w:tbl>
@@ -195,7 +195,7 @@
                 <w:sz w:val="24"/>
                 <w:szCs w:val="24"/>
               </w:rPr>
-              <w:t xml:space="preserve">Time of check</w:t>
+              <w:t xml:space="preserve">Measurement time</w:t>
             </w:r>
           </w:p>
         </w:tc>
@@ -265,7 +265,7 @@
                 <w:sz w:val="24"/>
                 <w:szCs w:val="24"/>
               </w:rPr>
-              <w:t xml:space="preserve">≥63°C? Yes/No</w:t>
+              <w:t xml:space="preserve">≥63°C Yes/No</w:t>
             </w:r>
           </w:p>
         </w:tc>
@@ -335,7 +335,7 @@
                 <w:sz w:val="24"/>
                 <w:szCs w:val="24"/>
               </w:rPr>
-              <w:t xml:space="preserve">Responsible / Signature</w:t>
+              <w:t xml:space="preserve">Responsible/Signature</w:t>
             </w:r>
           </w:p>
         </w:tc>
@@ -4429,7 +4429,7 @@
         <w:sz w:val="16"/>
         <w:szCs w:val="16"/>
       </w:rPr>
-      <w:t xml:space="preserve">Órale – Authentic Mexican Flavor Limited · CRO 805512 · Format HACCP-03 v1.3</w:t>
+      <w:t xml:space="preserve">Órale – Authentic Mexican Flavor Limited · CRO 805512 · Format HACCP-03 v1.4</w:t>
     </w:r>
   </w:p>
 </w:ftr>
